--- a/referent/Block-4b-Abschluss-Woche-10-Datenanalyse.docx
+++ b/referent/Block-4b-Abschluss-Woche-10-Datenanalyse.docx
@@ -63,13 +63,7 @@
     </w:p>
     <w:p>
       <w:r>
-        <w:t xml:space="preserve">Statt eines ganzen Präsenztages steht Ihnen die leitende Person des Lernpfades die ganze Woche per Mail bzw. auch in individuell vereinbarten Teams-Sessions zur Verfügung. Senden Sie ihm oder ihr jederzeit auch Zwischenstände ihrer Anwendungen per Mail oder nutzen Sie hierfür das eingerichtete GitHub-Repository. </w:t>
-      </w:r>
-      <w:r>
-        <w:t>Am Präsenztag findet dann eine 90minütige Abschlussbesprechung statt</w:t>
-      </w:r>
-      <w:r>
-        <w:t xml:space="preserve">. </w:t>
+        <w:t>Statt eines ganzen Präsenztages steht Ihnen die leitende Person des Lernpfades die ganze Woche per Mail bzw. auch in individuell vereinbarten Teams-Sessions zur Verfügung. Senden Sie ihm oder ihr jederzeit auch Zwischenstände ihrer Anwendungen per Mail oder nutzen Sie hierfür das eingerichtete GitHub-Repository.</w:t>
       </w:r>
     </w:p>
     <w:p>
@@ -154,22 +148,7 @@
         </w:numPr>
       </w:pPr>
       <w:r>
-        <w:t>Höchste</w:t>
-      </w:r>
-      <w:r>
-        <w:t>n</w:t>
-      </w:r>
-      <w:r>
-        <w:t xml:space="preserve"> / niedrigste</w:t>
-      </w:r>
-      <w:r>
-        <w:t>n</w:t>
-      </w:r>
-      <w:r>
-        <w:t xml:space="preserve"> </w:t>
-      </w:r>
-      <w:r>
-        <w:t>Fallzahlen</w:t>
+        <w:t>Höchsten / niedrigsten Fallzahlen</w:t>
       </w:r>
     </w:p>
     <w:p>
@@ -181,10 +160,7 @@
         </w:numPr>
       </w:pPr>
       <w:r>
-        <w:t xml:space="preserve">Höchster / niedrigster </w:t>
-      </w:r>
-      <w:r>
-        <w:t>Sterberate</w:t>
+        <w:t>Höchster / niedrigster Sterberate</w:t>
       </w:r>
     </w:p>
     <w:p>

--- a/referent/Block-4b-Abschluss-Woche-10-Datenanalyse.docx
+++ b/referent/Block-4b-Abschluss-Woche-10-Datenanalyse.docx
@@ -54,16 +54,8 @@
       </w:r>
     </w:p>
     <w:p>
-      <w:pPr>
-        <w:pStyle w:val="Heading1"/>
-      </w:pPr>
-      <w:r>
-        <w:t>Ablauf</w:t>
-      </w:r>
-    </w:p>
-    <w:p>
-      <w:r>
-        <w:t>Statt eines ganzen Präsenztages steht Ihnen die leitende Person des Lernpfades die ganze Woche per Mail bzw. auch in individuell vereinbarten Teams-Sessions zur Verfügung. Senden Sie ihm oder ihr jederzeit auch Zwischenstände ihrer Anwendungen per Mail oder nutzen Sie hierfür das eingerichtete GitHub-Repository.</w:t>
+      <w:r>
+        <w:t>Eine Musterlösung der Anwendung wird am letzten Präsenztag vorgestellt. Gerne dürfen aber auch Sie ihre Lösung präsentieren.</w:t>
       </w:r>
     </w:p>
     <w:p>
@@ -753,7 +745,6 @@
   <w:style w:type="character" w:default="1" w:styleId="DefaultParagraphFont">
     <w:name w:val="Default Paragraph Font"/>
     <w:uiPriority w:val="1"/>
-    <w:semiHidden/>
     <w:unhideWhenUsed/>
   </w:style>
   <w:style w:type="table" w:default="1" w:styleId="TableNormal">
